--- a/Технологии_ИИ/Лаба_6/Отчёт_Лаба_6_Вариант_10.docx
+++ b/Технологии_ИИ/Лаба_6/Отчёт_Лаба_6_Вариант_10.docx
@@ -184,7 +184,7 @@
           <w:b w:val="0"/>
           <w:sz w:val="28"/>
         </w:rPr>
-        <w:t xml:space="preserve">Использована свободная СУБД PostgreSQL - рекомендованный методическими указаниями вариант. Установка выполнена из пакетов дистрибутива Linux (вариант А). Для воспроизведения на другом компьютере подготовлен файл docker-compose.yml (вариант Б): команда </w:t>
+        <w:t xml:space="preserve">Использована свободная СУБД PostgreSQL - рекомендованный методическими указаниями вариант. Использован вариант А - локальная установка СУБД с клиентом pgAdmin. Для воспроизведения на другом компьютере подготовлен файл docker-compose.yml (вариант Б): команда </w:t>
       </w:r>
       <w:r>
         <w:rPr>
@@ -1014,7 +1014,7 @@
                 <w:b w:val="0"/>
                 <w:sz w:val="24"/>
               </w:rPr>
-              <w:t>psql</w:t>
+              <w:t>pgAdmin 4 / psql</w:t>
             </w:r>
           </w:p>
         </w:tc>
@@ -1034,7 +1034,7 @@
                 <w:b w:val="0"/>
                 <w:sz w:val="24"/>
               </w:rPr>
-              <w:t>16.14</w:t>
+              <w:t>в комплекте</w:t>
             </w:r>
           </w:p>
         </w:tc>
@@ -1054,7 +1054,7 @@
                 <w:b w:val="0"/>
                 <w:sz w:val="24"/>
               </w:rPr>
-              <w:t>Консольный клиент: проверочные запросы</w:t>
+              <w:t>Клиенты: проверочные запросы, снимки экрана</w:t>
             </w:r>
           </w:p>
         </w:tc>
@@ -1625,7 +1625,7 @@
           <w:b w:val="0"/>
           <w:sz w:val="28"/>
         </w:rPr>
-        <w:t>В программе загрузки эти же скрипты выполняются автоматически в начале транзакции. Результат проверки командой \dt+ показан на рисунке 1: созданы семь таблиц с комментариями из DDL.</w:t>
+        <w:t>В программе загрузки эти же скрипты выполняются автоматически в начале транзакции. Созданные таблицы схемы dwh показаны на рисунке 1: семь таблиц с комментариями из DDL.</w:t>
       </w:r>
     </w:p>
     <w:p>
@@ -1682,7 +1682,7 @@
           <w:rFonts w:ascii="Times New Roman" w:hAnsi="Times New Roman" w:cs="Times New Roman" w:eastAsia="Times New Roman"/>
           <w:sz w:val="28"/>
         </w:rPr>
-        <w:t>Рисунок 1 - Таблицы хранилища (psql, \dt+)</w:t>
+        <w:t>Рисунок 1 - Таблицы хранилища</w:t>
       </w:r>
     </w:p>
     <w:p>

--- a/Технологии_ИИ/Лаба_6/Отчёт_Лаба_6_Вариант_10.docx
+++ b/Технологии_ИИ/Лаба_6/Отчёт_Лаба_6_Вариант_10.docx
@@ -1638,7 +1638,7 @@
       <w:r>
         <w:drawing>
           <wp:inline xmlns:a="http://schemas.openxmlformats.org/drawingml/2006/main" xmlns:pic="http://schemas.openxmlformats.org/drawingml/2006/picture">
-            <wp:extent cx="5940000" cy="1149024"/>
+            <wp:extent cx="5400000" cy="2934184"/>
             <wp:docPr id="1" name="Picture 1"/>
             <wp:cNvGraphicFramePr>
               <a:graphicFrameLocks noChangeAspect="1"/>
@@ -1659,7 +1659,7 @@
                   <pic:spPr>
                     <a:xfrm>
                       <a:off x="0" y="0"/>
-                      <a:ext cx="5940000" cy="1149024"/>
+                      <a:ext cx="5400000" cy="2934184"/>
                     </a:xfrm>
                     <a:prstGeom prst="rect"/>
                   </pic:spPr>
@@ -3955,7 +3955,7 @@
       <w:r>
         <w:drawing>
           <wp:inline xmlns:a="http://schemas.openxmlformats.org/drawingml/2006/main" xmlns:pic="http://schemas.openxmlformats.org/drawingml/2006/picture">
-            <wp:extent cx="3960000" cy="2098800"/>
+            <wp:extent cx="4680000" cy="2260408"/>
             <wp:docPr id="2" name="Picture 2"/>
             <wp:cNvGraphicFramePr>
               <a:graphicFrameLocks noChangeAspect="1"/>
@@ -3976,7 +3976,7 @@
                   <pic:spPr>
                     <a:xfrm>
                       <a:off x="0" y="0"/>
-                      <a:ext cx="3960000" cy="2098800"/>
+                      <a:ext cx="4680000" cy="2260408"/>
                     </a:xfrm>
                     <a:prstGeom prst="rect"/>
                   </pic:spPr>
@@ -4426,7 +4426,7 @@
       <w:r>
         <w:drawing>
           <wp:inline xmlns:a="http://schemas.openxmlformats.org/drawingml/2006/main" xmlns:pic="http://schemas.openxmlformats.org/drawingml/2006/picture">
-            <wp:extent cx="4320000" cy="2288908"/>
+            <wp:extent cx="5040000" cy="2641320"/>
             <wp:docPr id="3" name="Picture 3"/>
             <wp:cNvGraphicFramePr>
               <a:graphicFrameLocks noChangeAspect="1"/>
@@ -4447,7 +4447,7 @@
                   <pic:spPr>
                     <a:xfrm>
                       <a:off x="0" y="0"/>
-                      <a:ext cx="4320000" cy="2288908"/>
+                      <a:ext cx="5040000" cy="2641320"/>
                     </a:xfrm>
                     <a:prstGeom prst="rect"/>
                   </pic:spPr>
@@ -4516,7 +4516,7 @@
       <w:r>
         <w:drawing>
           <wp:inline xmlns:a="http://schemas.openxmlformats.org/drawingml/2006/main" xmlns:pic="http://schemas.openxmlformats.org/drawingml/2006/picture">
-            <wp:extent cx="4680000" cy="2001468"/>
+            <wp:extent cx="5220000" cy="2418533"/>
             <wp:docPr id="4" name="Picture 4"/>
             <wp:cNvGraphicFramePr>
               <a:graphicFrameLocks noChangeAspect="1"/>
@@ -4537,7 +4537,7 @@
                   <pic:spPr>
                     <a:xfrm>
                       <a:off x="0" y="0"/>
-                      <a:ext cx="4680000" cy="2001468"/>
+                      <a:ext cx="5220000" cy="2418533"/>
                     </a:xfrm>
                     <a:prstGeom prst="rect"/>
                   </pic:spPr>
@@ -7364,7 +7364,7 @@
       <w:r>
         <w:drawing>
           <wp:inline xmlns:a="http://schemas.openxmlformats.org/drawingml/2006/main" xmlns:pic="http://schemas.openxmlformats.org/drawingml/2006/picture">
-            <wp:extent cx="5940000" cy="2545714"/>
+            <wp:extent cx="5220000" cy="4333451"/>
             <wp:docPr id="5" name="Picture 5"/>
             <wp:cNvGraphicFramePr>
               <a:graphicFrameLocks noChangeAspect="1"/>
@@ -7385,7 +7385,7 @@
                   <pic:spPr>
                     <a:xfrm>
                       <a:off x="0" y="0"/>
-                      <a:ext cx="5940000" cy="2545714"/>
+                      <a:ext cx="5220000" cy="4333451"/>
                     </a:xfrm>
                     <a:prstGeom prst="rect"/>
                   </pic:spPr>

--- a/Технологии_ИИ/Лаба_6/Отчёт_Лаба_6_Вариант_10.docx
+++ b/Технологии_ИИ/Лаба_6/Отчёт_Лаба_6_Вариант_10.docx
@@ -6446,7 +6446,7 @@
           <w:b w:val="0"/>
           <w:sz w:val="28"/>
         </w:rPr>
-        <w:t>Для пяти типовых запросов план и время выполнения получены командой EXPLAIN ANALYZE до и после создания индексов (программа optimize.py, медиана семи запусков). Таблица из 10 000 строк занимает около 1,8 МБ и целиком находится в памяти, поэтому, чтобы оценить эффект при объёме из нефункционального требования № 6 лабы 1 (2 млн записей), измерения повторены на нагрузочной копии таблицы: те же строки, размноженные 200 раз во временной схеме bench, которая после замеров удаляется (таблица 9).</w:t>
+        <w:t>Для пяти типовых запросов план и время выполнения получены командой EXPLAIN ANALYZE до и после создания индексов (программа optimize.py, медиана семи запусков). Таблица из 10 000 строк вместе с уникальными индексами занимает 2624 КБ и целиком находится в памяти, поэтому, чтобы оценить эффект при объёме из нефункционального требования № 6 лабы 1 (2 млн записей), измерения повторены на нагрузочной копии таблицы: те же строки, размноженные 200 раз во временной схеме bench, которая после замеров удаляется (таблица 9).</w:t>
       </w:r>
     </w:p>
     <w:p>
@@ -7577,7 +7577,7 @@
           <w:b w:val="0"/>
           <w:sz w:val="28"/>
         </w:rPr>
-        <w:t>Созданы семь индексов под типовые запросы системы. Для избирательных запросов они ускоряют выполнение в десятки раз на текущем объёме и в сотни и тысячи раз на нагрузочной копии из 2 млн строк, что обеспечивает выполнение требования масштабируемости из лабы 1. Хранилище готово к использованию базой знаний и модулем оптимизации на следующих этапах проекта.</w:t>
+        <w:t>Созданы семь индексов под типовые запросы системы. Для избирательных запросов (Q1-Q4) они ускоряют выполнение в 11-49 раз на текущем объёме и в 2-2 729 раз на нагрузочной копии из 2 млн строк, что обеспечивает выполнение требования масштабируемости из лабы 1. Хранилище готово к использованию базой знаний и модулем оптимизации на следующих этапах проекта.</w:t>
       </w:r>
     </w:p>
     <w:p>

--- a/Технологии_ИИ/Лаба_6/Отчёт_Лаба_6_Вариант_10.docx
+++ b/Технологии_ИИ/Лаба_6/Отчёт_Лаба_6_Вариант_10.docx
@@ -949,7 +949,7 @@
                 <w:b w:val="0"/>
                 <w:sz w:val="24"/>
               </w:rPr>
-              <w:t>16.14</w:t>
+              <w:t>18.6</w:t>
             </w:r>
           </w:p>
         </w:tc>
@@ -1119,7 +1119,7 @@
                 <w:b w:val="0"/>
                 <w:sz w:val="24"/>
               </w:rPr>
-              <w:t>3.11.15</w:t>
+              <w:t>3.14.4</w:t>
             </w:r>
           </w:p>
         </w:tc>
@@ -1204,7 +1204,7 @@
                 <w:b w:val="0"/>
                 <w:sz w:val="24"/>
               </w:rPr>
-              <w:t>3.0.6</w:t>
+              <w:t>3.0.3</w:t>
             </w:r>
           </w:p>
         </w:tc>
@@ -1289,7 +1289,7 @@
                 <w:b w:val="0"/>
                 <w:sz w:val="24"/>
               </w:rPr>
-              <w:t>2.1.3</w:t>
+              <w:t>2.0.52</w:t>
             </w:r>
           </w:p>
         </w:tc>
@@ -1439,6 +1439,91 @@
                 <w:b w:val="0"/>
                 <w:sz w:val="24"/>
               </w:rPr>
+              <w:t>Операционная система</w:t>
+            </w:r>
+          </w:p>
+        </w:tc>
+        <w:tc>
+          <w:tcPr>
+            <w:tcW w:type="dxa" w:w="1474"/>
+          </w:tcPr>
+          <w:p>
+            <w:pPr>
+              <w:spacing w:line="240" w:lineRule="auto" w:before="20" w:after="20"/>
+              <w:jc w:val="left"/>
+            </w:pPr>
+            <w:r/>
+            <w:r>
+              <w:rPr>
+                <w:rFonts w:ascii="Times New Roman" w:hAnsi="Times New Roman" w:cs="Times New Roman" w:eastAsia="Times New Roman"/>
+                <w:b w:val="0"/>
+                <w:sz w:val="24"/>
+              </w:rPr>
+              <w:t>Windows 10</w:t>
+            </w:r>
+          </w:p>
+        </w:tc>
+        <w:tc>
+          <w:tcPr>
+            <w:tcW w:type="dxa" w:w="3855"/>
+          </w:tcPr>
+          <w:p>
+            <w:pPr>
+              <w:spacing w:line="240" w:lineRule="auto" w:before="20" w:after="20"/>
+              <w:jc w:val="left"/>
+            </w:pPr>
+            <w:r/>
+            <w:r>
+              <w:rPr>
+                <w:rFonts w:ascii="Times New Roman" w:hAnsi="Times New Roman" w:cs="Times New Roman" w:eastAsia="Times New Roman"/>
+                <w:b w:val="0"/>
+                <w:sz w:val="24"/>
+              </w:rPr>
+              <w:t>Рабочая станция</w:t>
+            </w:r>
+          </w:p>
+        </w:tc>
+        <w:tc>
+          <w:tcPr>
+            <w:tcW w:type="dxa" w:w="1984"/>
+          </w:tcPr>
+          <w:p>
+            <w:pPr>
+              <w:spacing w:line="240" w:lineRule="auto" w:before="20" w:after="20"/>
+              <w:jc w:val="left"/>
+            </w:pPr>
+            <w:r/>
+            <w:r>
+              <w:rPr>
+                <w:rFonts w:ascii="Times New Roman" w:hAnsi="Times New Roman" w:cs="Times New Roman" w:eastAsia="Times New Roman"/>
+                <w:b w:val="0"/>
+                <w:sz w:val="24"/>
+              </w:rPr>
+              <w:t>-</w:t>
+            </w:r>
+          </w:p>
+        </w:tc>
+      </w:tr>
+      <w:tr>
+        <w:trPr>
+          <w:cantSplit w:val="true"/>
+        </w:trPr>
+        <w:tc>
+          <w:tcPr>
+            <w:tcW w:type="dxa" w:w="2041"/>
+          </w:tcPr>
+          <w:p>
+            <w:pPr>
+              <w:spacing w:line="240" w:lineRule="auto" w:before="20" w:after="20"/>
+              <w:jc w:val="left"/>
+            </w:pPr>
+            <w:r/>
+            <w:r>
+              <w:rPr>
+                <w:rFonts w:ascii="Times New Roman" w:hAnsi="Times New Roman" w:cs="Times New Roman" w:eastAsia="Times New Roman"/>
+                <w:b w:val="0"/>
+                <w:sz w:val="24"/>
+              </w:rPr>
               <w:t>Docker (необязательно)</w:t>
             </w:r>
           </w:p>
@@ -1867,7 +1952,7 @@
                 <w:b w:val="0"/>
                 <w:sz w:val="24"/>
               </w:rPr>
-              <w:t>1,519</w:t>
+              <w:t>1,140</w:t>
             </w:r>
           </w:p>
         </w:tc>
@@ -1887,7 +1972,7 @@
                 <w:b w:val="0"/>
                 <w:sz w:val="24"/>
               </w:rPr>
-              <w:t>в 11,7 раза медленнее</w:t>
+              <w:t>в 16,8 раза медленнее</w:t>
             </w:r>
           </w:p>
         </w:tc>
@@ -1932,7 +2017,7 @@
                 <w:b w:val="0"/>
                 <w:sz w:val="24"/>
               </w:rPr>
-              <w:t>1,010</w:t>
+              <w:t>0,632</w:t>
             </w:r>
           </w:p>
         </w:tc>
@@ -1952,7 +2037,7 @@
                 <w:b w:val="0"/>
                 <w:sz w:val="24"/>
               </w:rPr>
-              <w:t>в 7,8 раза медленнее</w:t>
+              <w:t>в 9,3 раза медленнее</w:t>
             </w:r>
           </w:p>
         </w:tc>
@@ -1997,7 +2082,7 @@
                 <w:b w:val="0"/>
                 <w:sz w:val="24"/>
               </w:rPr>
-              <w:t>4,906</w:t>
+              <w:t>2,374</w:t>
             </w:r>
           </w:p>
         </w:tc>
@@ -2017,7 +2102,7 @@
                 <w:b w:val="0"/>
                 <w:sz w:val="24"/>
               </w:rPr>
-              <w:t>в 37,8 раза медленнее</w:t>
+              <w:t>в 35,0 раза медленнее</w:t>
             </w:r>
           </w:p>
         </w:tc>
@@ -2062,7 +2147,7 @@
                 <w:b w:val="0"/>
                 <w:sz w:val="24"/>
               </w:rPr>
-              <w:t>0,130</w:t>
+              <w:t>0,068</w:t>
             </w:r>
           </w:p>
         </w:tc>
@@ -2111,7 +2196,7 @@
           <w:b w:val="0"/>
           <w:sz w:val="28"/>
         </w:rPr>
-        <w:t>Команда COPY оказалась самой быстрой - 0,13 с, в 12 раз быстрее построчной вставки: СУБД получает данные одним потоком и не разбирает отдельную команду на каждую строку. Неожиданный результат дал множественный INSERT: в SQLAlchemy 2 обычный to_sql уже группирует строки (режим insertmanyvalues), а параметр method=multi строит одну огромную команду с десятками тысяч параметров, разбор которой обходится дороже. Поэтому выбрана комбинация: таблицы фактов загружаются командой COPY, небольшие измерения - через pandas.to_sql, что короче в коде и на 120 строках по времени не отличается.</w:t>
+        <w:t>Команда COPY оказалась самой быстрой - 0,07 с, в 17 раз быстрее построчной вставки: СУБД получает данные одним потоком и не разбирает отдельную команду на каждую строку. Неожиданный результат дал множественный INSERT: в SQLAlchemy 2 обычный to_sql уже группирует строки (режим insertmanyvalues), а параметр method=multi строит одну огромную команду с десятками тысяч параметров, разбор которой обходится дороже. Поэтому выбрана комбинация: таблицы фактов загружаются командой COPY, небольшие измерения - через pandas.to_sql, что короче в коде и на 120 строках по времени не отличается.</w:t>
       </w:r>
     </w:p>
     <w:p>
@@ -2996,7 +3081,7 @@
           <w:b w:val="0"/>
           <w:sz w:val="28"/>
         </w:rPr>
-        <w:t>Загрузка всего хранилища, включая создание схемы, выполняется за 0,83 с. Количество загруженных записей приведено в таблице 4; ожидаемые значения рассчитаны по исходному CSV-файлу.</w:t>
+        <w:t>Загрузка всего хранилища, включая создание схемы, выполняется за 0,89 с. Количество загруженных записей приведено в таблице 4; ожидаемые значения рассчитаны по исходному CSV-файлу.</w:t>
       </w:r>
     </w:p>
     <w:p>
@@ -6413,7 +6498,7 @@
           <w:b w:val="0"/>
           <w:sz w:val="28"/>
         </w:rPr>
-        <w:t>Индексы увеличили объём таблицы fact_observation вместе с индексами с 2624 КБ до 2992 КБ. Частичный индекс idx_obs_failures занимает всего 16 КБ, поскольку содержит только 3,4 % строк.</w:t>
+        <w:t>Индексы увеличили объём таблицы fact_observation вместе с индексами с 2328 КБ до 2696 КБ. Частичный индекс idx_obs_failures занимает всего 16 КБ, поскольку содержит только 3,4 % строк.</w:t>
       </w:r>
     </w:p>
     <w:p>
@@ -6446,7 +6531,7 @@
           <w:b w:val="0"/>
           <w:sz w:val="28"/>
         </w:rPr>
-        <w:t>Для пяти типовых запросов план и время выполнения получены командой EXPLAIN ANALYZE до и после создания индексов (программа optimize.py, медиана семи запусков). Таблица из 10 000 строк вместе с уникальными индексами занимает 2624 КБ и целиком находится в памяти, поэтому, чтобы оценить эффект при объёме из нефункционального требования № 6 лабы 1 (2 млн записей), измерения повторены на нагрузочной копии таблицы: те же строки, размноженные 200 раз во временной схеме bench, которая после замеров удаляется (таблица 9).</w:t>
+        <w:t>Для пяти типовых запросов план и время выполнения получены командой EXPLAIN ANALYZE до и после создания индексов (программа optimize.py, медиана семи запусков). Таблица из 10 000 строк вместе с уникальными индексами занимает 2328 КБ и целиком находится в памяти, поэтому, чтобы оценить эффект при объёме из нефункционального требования № 6 лабы 1 (2 млн записей), измерения повторены на нагрузочной копии таблицы: те же строки, размноженные 200 раз во временной схеме bench, которая после замеров удаляется (таблица 9).</w:t>
       </w:r>
     </w:p>
     <w:p>
@@ -6645,7 +6730,7 @@
                 <w:b w:val="0"/>
                 <w:sz w:val="20"/>
               </w:rPr>
-              <w:t>0,671</w:t>
+              <w:t>0,362</w:t>
             </w:r>
           </w:p>
         </w:tc>
@@ -6665,7 +6750,7 @@
                 <w:b w:val="0"/>
                 <w:sz w:val="20"/>
               </w:rPr>
-              <w:t>0,028</w:t>
+              <w:t>0,016</w:t>
             </w:r>
           </w:p>
         </w:tc>
@@ -6685,7 +6770,7 @@
                 <w:b w:val="0"/>
                 <w:sz w:val="20"/>
               </w:rPr>
-              <w:t>43,7</w:t>
+              <w:t>46,6</w:t>
             </w:r>
           </w:p>
         </w:tc>
@@ -6705,7 +6790,7 @@
                 <w:b w:val="0"/>
                 <w:sz w:val="20"/>
               </w:rPr>
-              <w:t>0,02</w:t>
+              <w:t>0,015</w:t>
             </w:r>
           </w:p>
         </w:tc>
@@ -6770,7 +6855,7 @@
                 <w:b w:val="0"/>
                 <w:sz w:val="20"/>
               </w:rPr>
-              <w:t>1,137</w:t>
+              <w:t>0,636</w:t>
             </w:r>
           </w:p>
         </w:tc>
@@ -6790,7 +6875,7 @@
                 <w:b w:val="0"/>
                 <w:sz w:val="20"/>
               </w:rPr>
-              <w:t>0,108</w:t>
+              <w:t>0,056</w:t>
             </w:r>
           </w:p>
         </w:tc>
@@ -6810,7 +6895,7 @@
                 <w:b w:val="0"/>
                 <w:sz w:val="20"/>
               </w:rPr>
-              <w:t>56,5</w:t>
+              <w:t>51,9</w:t>
             </w:r>
           </w:p>
         </w:tc>
@@ -6830,7 +6915,7 @@
                 <w:b w:val="0"/>
                 <w:sz w:val="20"/>
               </w:rPr>
-              <w:t>28,61</w:t>
+              <w:t>17,5</w:t>
             </w:r>
           </w:p>
         </w:tc>
@@ -6895,7 +6980,7 @@
                 <w:b w:val="0"/>
                 <w:sz w:val="20"/>
               </w:rPr>
-              <w:t>1,059</w:t>
+              <w:t>0,632</w:t>
             </w:r>
           </w:p>
         </w:tc>
@@ -6915,7 +7000,7 @@
                 <w:b w:val="0"/>
                 <w:sz w:val="20"/>
               </w:rPr>
-              <w:t>0,066</w:t>
+              <w:t>0,014</w:t>
             </w:r>
           </w:p>
         </w:tc>
@@ -6935,7 +7020,7 @@
                 <w:b w:val="0"/>
                 <w:sz w:val="20"/>
               </w:rPr>
-              <w:t>46,9</w:t>
+              <w:t>47,9</w:t>
             </w:r>
           </w:p>
         </w:tc>
@@ -6955,7 +7040,7 @@
                 <w:b w:val="0"/>
                 <w:sz w:val="20"/>
               </w:rPr>
-              <w:t>18,34</w:t>
+              <w:t>10,8</w:t>
             </w:r>
           </w:p>
         </w:tc>
@@ -6975,7 +7060,7 @@
                 <w:b w:val="0"/>
                 <w:sz w:val="20"/>
               </w:rPr>
-              <w:t>Index Scan</w:t>
+              <w:t>Index Only Scan</w:t>
             </w:r>
           </w:p>
         </w:tc>
@@ -7020,7 +7105,7 @@
                 <w:b w:val="0"/>
                 <w:sz w:val="20"/>
               </w:rPr>
-              <w:t>0,778</w:t>
+              <w:t>0,484</w:t>
             </w:r>
           </w:p>
         </w:tc>
@@ -7040,7 +7125,7 @@
                 <w:b w:val="0"/>
                 <w:sz w:val="20"/>
               </w:rPr>
-              <w:t>0,016</w:t>
+              <w:t>0,017</w:t>
             </w:r>
           </w:p>
         </w:tc>
@@ -7060,7 +7145,7 @@
                 <w:b w:val="0"/>
                 <w:sz w:val="20"/>
               </w:rPr>
-              <w:t>53,2</w:t>
+              <w:t>49,8</w:t>
             </w:r>
           </w:p>
         </w:tc>
@@ -7080,7 +7165,7 @@
                 <w:b w:val="0"/>
                 <w:sz w:val="20"/>
               </w:rPr>
-              <w:t>2,34</w:t>
+              <w:t>1,5</w:t>
             </w:r>
           </w:p>
         </w:tc>
@@ -7145,7 +7230,7 @@
                 <w:b w:val="0"/>
                 <w:sz w:val="20"/>
               </w:rPr>
-              <w:t>2,280</w:t>
+              <w:t>1,400</w:t>
             </w:r>
           </w:p>
         </w:tc>
@@ -7165,7 +7250,7 @@
                 <w:b w:val="0"/>
                 <w:sz w:val="20"/>
               </w:rPr>
-              <w:t>2,201</w:t>
+              <w:t>0,818</w:t>
             </w:r>
           </w:p>
         </w:tc>
@@ -7185,7 +7270,7 @@
                 <w:b w:val="0"/>
                 <w:sz w:val="20"/>
               </w:rPr>
-              <w:t>155,8</w:t>
+              <w:t>107,1</w:t>
             </w:r>
           </w:p>
         </w:tc>
@@ -7205,7 +7290,7 @@
                 <w:b w:val="0"/>
                 <w:sz w:val="20"/>
               </w:rPr>
-              <w:t>145,86</w:t>
+              <w:t>107,2</w:t>
             </w:r>
           </w:p>
         </w:tc>
@@ -7225,7 +7310,7 @@
                 <w:b w:val="0"/>
                 <w:sz w:val="20"/>
               </w:rPr>
-              <w:t>Seq Scan</w:t>
+              <w:t>Index Only Scan</w:t>
             </w:r>
           </w:p>
         </w:tc>
@@ -7351,7 +7436,7 @@
           <w:b w:val="0"/>
           <w:sz w:val="28"/>
         </w:rPr>
-        <w:t>План запроса Q1 до и после создания индекса показан на рисунке 5. До создания индекса СУБД читает всю таблицу (Seq Scan) и отбрасывает фильтром 9 919 строк из 10 000; после - находит 81 строку цикла инструмента по индексу (Index Scan).</w:t>
+        <w:t>План запроса Q1 до и после создания индекса показан на рисунке 5. До создания индекса СУБД читает всю таблицу (Seq Scan) и отбрасывает фильтром 9 919 строк из 10 000; после - находит 81 строку цикла инструмента по индексу (Index Scan). На рисунке показано время одного запуска, включая первое чтение страниц с диска, а в таблице 9 - медиана семи запусков, поэтому абсолютные значения различаются; соотношение «до» и «после» то же.</w:t>
       </w:r>
     </w:p>
     <w:p>
@@ -7442,7 +7527,7 @@
           <w:b w:val="0"/>
           <w:sz w:val="28"/>
         </w:rPr>
-        <w:t>- для избирательных запросов (Q1, Q4) индекс заменяет полное чтение таблицы точечным доступом: на 10 тыс. строк ускорение в 24 и 49 раз, на 2 млн - в 2 729 и 23 раз. Время выполнения Q1 с индексом одинаково на обоих объёмах, а время Q4 растёт пропорционально числу найденных строк, а не размеру таблицы;</w:t>
+        <w:t>- для избирательных запросов (Q1, Q4) индекс заменяет полное чтение таблицы точечным доступом: на 10 тыс. строк ускорение в 23 и 28 раз, на 2 млн - в 3 106 и 34 раз. Время выполнения Q1 с индексом одинаково на обоих объёмах, а время Q4 растёт пропорционально числу найденных строк, а не размеру таблицы;</w:t>
       </w:r>
     </w:p>
     <w:p>
@@ -7459,7 +7544,7 @@
           <w:b w:val="0"/>
           <w:sz w:val="28"/>
         </w:rPr>
-        <w:t>- частичный индекс для журнала отказов (Q2) и составной индекс (Q3) дают ускорение в 11 и 16 раз на текущем объёме. На 2 млн строк выигрыш меньше (2,0 и 2,6 раза): запрос возвращает уже десятки тысяч строк, и основное время уходит на их чтение;</w:t>
+        <w:t>- частичный индекс для журнала отказов (Q2) и составной индекс (Q3) дают ускорение в 11 и 45 раз на текущем объёме. На 2 млн строк выигрыш меньше (3,0 и 4,4 раза): запрос возвращает уже десятки тысяч строк, и основное время уходит на их чтение;</w:t>
       </w:r>
     </w:p>
     <w:p>
@@ -7476,7 +7561,7 @@
           <w:b w:val="0"/>
           <w:sz w:val="28"/>
         </w:rPr>
-        <w:t>- агрегация по всей таблице (Q5) индексами не ускоряется - СУБД всё равно читает все строки, и планировщик обоснованно выбирает Seq Scan. Для таких запросов при росте объёма следует использовать материализованные представления (агрегаты по классам и циклам), а не индексы;</w:t>
+        <w:t>- агрегация по всей таблице (Q5) на 10 тыс. строк ускорилась в 1,7 раза: планировщик прочитал все строки из составного индекса (class_key, machine_failure), не обращаясь к таблице (Index Only Scan). На 2 млн строк он выбрал Seq Scan, и время не изменилось (107 и 107 мс): чтение всех строк остаётся чтением всех строк. Для таких запросов при росте объёма следует использовать материализованные представления (агрегаты по классам и циклам), а не индексы;</w:t>
       </w:r>
     </w:p>
     <w:p>
@@ -7493,7 +7578,7 @@
           <w:b w:val="0"/>
           <w:sz w:val="28"/>
         </w:rPr>
-        <w:t>- на текущем объёме все запросы выполняются быстрее 3 мс и с индексами, и без них, поэтому основная ценность индексов - запас производительности при росте парка оборудования до требуемых 2 млн записей.</w:t>
+        <w:t>- на текущем объёме все запросы выполняются быстрее 2 мс и с индексами, и без них, поэтому основная ценность индексов - запас производительности при росте парка оборудования до требуемых 2 млн записей.</w:t>
       </w:r>
     </w:p>
     <w:p>
@@ -7526,7 +7611,7 @@
           <w:b w:val="0"/>
           <w:sz w:val="28"/>
         </w:rPr>
-        <w:t>В ходе работы развёрнута СУБД PostgreSQL 16.14 с доступом по паролю, создана база данных ai_project со схемой хранилища из лабы 5, и в неё загружены очищенные данные из лабы 4: 10 000 наблюдений, 382 событий отказа и 120 циклов инструмента. Загрузка выполняется одной программой за 0,8 с в одной транзакции. Факты загружаются командой COPY - самым быстрым из сравнённых способов, в 12 раз быстрее построчной вставки.</w:t>
+        <w:t>В ходе работы развёрнута СУБД PostgreSQL 18.6 с доступом по паролю, создана база данных ai_project со схемой хранилища из лабы 5, и в неё загружены очищенные данные из лабы 4: 10 000 наблюдений, 382 событий отказа и 120 циклов инструмента. Загрузка выполняется одной программой за 0,9 с в одной транзакции. Факты загружаются командой COPY - самым быстрым из сравнённых способов, в 17 раз быстрее построчной вставки.</w:t>
       </w:r>
     </w:p>
     <w:p>
@@ -7577,7 +7662,7 @@
           <w:b w:val="0"/>
           <w:sz w:val="28"/>
         </w:rPr>
-        <w:t>Созданы семь индексов под типовые запросы системы. Для избирательных запросов (Q1-Q4) они ускоряют выполнение в 11-49 раз на текущем объёме и в 2-2 729 раз на нагрузочной копии из 2 млн строк, что обеспечивает выполнение требования масштабируемости из лабы 1. Хранилище готово к использованию базой знаний и модулем оптимизации на следующих этапах проекта.</w:t>
+        <w:t>Созданы семь индексов под типовые запросы системы. Для избирательных запросов (Q1-Q4) они ускоряют выполнение в 11-45 раз на текущем объёме и до 3 106 раз на нагрузочной копии из 2 млн строк, что обеспечивает выполнение требования масштабируемости из лабы 1. Хранилище готово к использованию базой знаний и модулем оптимизации на следующих этапах проекта.</w:t>
       </w:r>
     </w:p>
     <w:p>
@@ -10357,7 +10442,7 @@
           <w:rFonts w:ascii="Courier New" w:hAnsi="Courier New" w:cs="Courier New" w:eastAsia="Courier New"/>
           <w:sz w:val="16"/>
         </w:rPr>
-        <w:t xml:space="preserve">              open(RES / 'load.json', 'w'), ensure_ascii=False, indent=1)</w:t>
+        <w:t xml:space="preserve">              open(RES / 'load.json', 'w', encoding='utf-8'), ensure_ascii=False, indent=1)</w:t>
       </w:r>
     </w:p>
     <w:p>
